--- a/src/main/resources/org/example/formsapp/templates/contract1.docx
+++ b/src/main/resources/org/example/formsapp/templates/contract1.docx
@@ -150,6 +150,19 @@
           <w:rtl w:val="0"/>
         </w:rPr>
         <w:t xml:space="preserve">,</w:t>
+      </w:r>
+    </w:p>
+    <w:p>
+      <w:pPr>
+        <w:jc w:val="both"/>
+        <w:rPr>
+          <w:rFonts w:ascii="Times New Roman" w:cs="Times New Roman" w:eastAsia="Times New Roman" w:hAnsi="Times New Roman"/>
+        </w:rPr>
+      </w:pPr>
+      <w:r>
+        <w:rPr>
+          <w:rtl w:val="0"/>
+        </w:rPr>
       </w:r>
     </w:p>
     <w:p>
@@ -534,7 +547,7 @@
                 <w:bCs w:val="1"/>
                 <w:rtl w:val="0"/>
               </w:rPr>
-              <w:t xml:space="preserve">${stawka_slownie} zł brutto</w:t>
+              <w:t xml:space="preserve">${stawka_slownie} brutto</w:t>
             </w:r>
             <w:r>
               <w:rPr>
